--- a/klagomål/A 62751-2025 FSC-klagomål.docx
+++ b/klagomål/A 62751-2025 FSC-klagomål.docx
@@ -674,7 +674,7 @@
     <w:r>
       <w:tab/>
       <w:tab/>
-      <w:t>2026-10-18</w:t>
+      <w:t>2026-10-19</w:t>
       <w:br/>
       <w:br/>
     </w:r>

--- a/klagomål/A 62751-2025 FSC-klagomål.docx
+++ b/klagomål/A 62751-2025 FSC-klagomål.docx
@@ -674,7 +674,7 @@
     <w:r>
       <w:tab/>
       <w:tab/>
-      <w:t>2026-10-19</w:t>
+      <w:t>2026-10-20</w:t>
       <w:br/>
       <w:br/>
     </w:r>

--- a/klagomål/A 62751-2025 FSC-klagomål.docx
+++ b/klagomål/A 62751-2025 FSC-klagomål.docx
@@ -674,7 +674,7 @@
     <w:r>
       <w:tab/>
       <w:tab/>
-      <w:t>2026-10-20</w:t>
+      <w:t>2026-10-21</w:t>
       <w:br/>
       <w:br/>
     </w:r>

--- a/klagomål/A 62751-2025 FSC-klagomål.docx
+++ b/klagomål/A 62751-2025 FSC-klagomål.docx
@@ -674,7 +674,7 @@
     <w:r>
       <w:tab/>
       <w:tab/>
-      <w:t>2026-10-21</w:t>
+      <w:t>2026-10-22</w:t>
       <w:br/>
       <w:br/>
     </w:r>

--- a/klagomål/A 62751-2025 FSC-klagomål.docx
+++ b/klagomål/A 62751-2025 FSC-klagomål.docx
@@ -674,7 +674,7 @@
     <w:r>
       <w:tab/>
       <w:tab/>
-      <w:t>2026-10-22</w:t>
+      <w:t>2026-10-23</w:t>
       <w:br/>
       <w:br/>
     </w:r>

--- a/klagomål/A 62751-2025 FSC-klagomål.docx
+++ b/klagomål/A 62751-2025 FSC-klagomål.docx
@@ -674,7 +674,7 @@
     <w:r>
       <w:tab/>
       <w:tab/>
-      <w:t>2026-10-23</w:t>
+      <w:t>2026-10-24</w:t>
       <w:br/>
       <w:br/>
     </w:r>

--- a/klagomål/A 62751-2025 FSC-klagomål.docx
+++ b/klagomål/A 62751-2025 FSC-klagomål.docx
@@ -674,7 +674,7 @@
     <w:r>
       <w:tab/>
       <w:tab/>
-      <w:t>2026-10-24</w:t>
+      <w:t>2026-10-25</w:t>
       <w:br/>
       <w:br/>
     </w:r>

--- a/klagomål/A 62751-2025 FSC-klagomål.docx
+++ b/klagomål/A 62751-2025 FSC-klagomål.docx
@@ -674,7 +674,7 @@
     <w:r>
       <w:tab/>
       <w:tab/>
-      <w:t>2026-10-25</w:t>
+      <w:t>2026-10-26</w:t>
       <w:br/>
       <w:br/>
     </w:r>

--- a/klagomål/A 62751-2025 FSC-klagomål.docx
+++ b/klagomål/A 62751-2025 FSC-klagomål.docx
@@ -674,7 +674,7 @@
     <w:r>
       <w:tab/>
       <w:tab/>
-      <w:t>2026-10-26</w:t>
+      <w:t>2026-10-27</w:t>
       <w:br/>
       <w:br/>
     </w:r>

--- a/klagomål/A 62751-2025 FSC-klagomål.docx
+++ b/klagomål/A 62751-2025 FSC-klagomål.docx
@@ -674,7 +674,7 @@
     <w:r>
       <w:tab/>
       <w:tab/>
-      <w:t>2026-10-27</w:t>
+      <w:t>2026-10-28</w:t>
       <w:br/>
       <w:br/>
     </w:r>

--- a/klagomål/A 62751-2025 FSC-klagomål.docx
+++ b/klagomål/A 62751-2025 FSC-klagomål.docx
@@ -178,7 +178,7 @@
       <w:r>
         <w:drawing>
           <wp:inline xmlns:a="http://schemas.openxmlformats.org/drawingml/2006/main" xmlns:pic="http://schemas.openxmlformats.org/drawingml/2006/picture">
-            <wp:extent cx="5486400" cy="4089348"/>
+            <wp:extent cx="5486400" cy="4208125"/>
             <wp:docPr id="1" name="Picture 1"/>
             <wp:cNvGraphicFramePr>
               <a:graphicFrameLocks noChangeAspect="1"/>
@@ -199,7 +199,7 @@
                   <pic:spPr>
                     <a:xfrm>
                       <a:off x="0" y="0"/>
-                      <a:ext cx="5486400" cy="4089348"/>
+                      <a:ext cx="5486400" cy="4208125"/>
                     </a:xfrm>
                     <a:prstGeom prst="rect"/>
                   </pic:spPr>
@@ -216,12 +216,12 @@
         <w:spacing w:after="240"/>
       </w:pPr>
       <w:r>
-        <w:t>Figur 1. Fyndplatser för naturvårdsarter i avverkningsanmälan. Markörer utan svart kant är placerade på fyndplatsen. Markörer med svart kant är placerade vid sidan av fyndplatsen och har ett svart streck som visar fyndplatsens exakta position. Kartans mittpunktskoordinat är N 6419557, E 723262 i SWEREF 99 TM.</w:t>
+        <w:t>Figur 1. Fyndplatser för naturvårdsarter i och inom 22 meter från avverkningsanmälan. Markörer utan svart kant är placerade på fyndplatsen. Markörer med svart kant är placerade vid sidan av fyndplatsen och har ett svart streck som visar fyndplatsens exakta position. Kartans mittpunktskoordinat är N 6419557, E 723262 i SWEREF 99 TM.</w:t>
       </w:r>
     </w:p>
     <w:p>
       <w:r>
-        <w:t>I avverkningsanmälan finns fynd av 2 naturvårdsarter, varav 2 är rödlistade: gulsträngad fagerspindling (VU) och trollspindling (VU). Se Figur 1.</w:t>
+        <w:t>I och inom 22 meter från avverkningsanmälan finns fynd av 6 naturvårdsarter, varav 5 är rödlistade och 1 är signalart (S): granrotspindling (VU), gulsträngad fagerspindling (VU), trollspindling (VU), vit taggsvamp (VU), odörspindling (NT) och diskvaxskivling (S). Se Figur 1.</w:t>
       </w:r>
     </w:p>
     <w:p>
@@ -252,6 +252,26 @@
         <w:rPr>
           <w:b/>
         </w:rPr>
+        <w:t xml:space="preserve">Granrotspindling (VU) </w:t>
+      </w:r>
+      <w:r>
+        <w:t>bildar mykorrhiza med gran. Växer i djup barrförna, gärna i gamla myrstackar, i medelålders till äldre ängsgranskog på kalkrik mark.</w:t>
+      </w:r>
+      <w:r>
+        <w:rPr>
+          <w:b/>
+        </w:rPr>
+        <w:t xml:space="preserve"> </w:t>
+      </w:r>
+      <w:r>
+        <w:t>Minskningstakten uppgår till 30 % inom 50 år och överstiger gränsvärdet för Sårbar (VU) enligt A-kriteriet. (A2c+3c+4c). Arten missgynnas av avverkning och markberedning. Generellt bör lokaler som är särskilt rika på förekomster av sällsynta svampar säkerställas och lämnas för fri utveckling (SLU Artdatabanken, 2024).</w:t>
+      </w:r>
+    </w:p>
+    <w:p>
+      <w:r>
+        <w:rPr>
+          <w:b/>
+        </w:rPr>
         <w:t>Gulsträngad fagerspindling (VU)</w:t>
       </w:r>
       <w:r>
@@ -267,6 +287,28 @@
       </w:r>
       <w:r>
         <w:t xml:space="preserve"> är en ytterst sällsynt ädelspindling som bildar mykorrhiza med tall och gran i ljusöppen och luckig kalkbarrskog. Främsta hotet är rationellt skogsbruk med slutavverkning eller andra avverkningar. Skydda kända lokaler formellt och om svampen påträffas på nya lokaler bör även dessa skyddas (SLU Artdatabanken, 2026).</w:t>
+      </w:r>
+    </w:p>
+    <w:p>
+      <w:r>
+        <w:rPr>
+          <w:b/>
+        </w:rPr>
+        <w:t xml:space="preserve">Vit taggsvamp (VU) </w:t>
+      </w:r>
+      <w:r>
+        <w:t>bildar mykorrhiza med gran och tall i äldre ängsgranskog och hällmarksbarrskog på kalkrik mark. Kända aktuella lokaler finns endast på Gotland. Det främsta hotet mot arten är avverkning av dess värdträd gran och tall och kända lokaler bör undantas från avverkning för att säkra att dessa hålls intakta (SLU Artdatabanken, 2024).</w:t>
+      </w:r>
+    </w:p>
+    <w:p>
+      <w:r>
+        <w:rPr>
+          <w:b/>
+        </w:rPr>
+        <w:t>Odörspindling (NT)</w:t>
+      </w:r>
+      <w:r>
+        <w:t xml:space="preserve"> bildar mykorrhiza med gran och tall i örtrik kalkbarrskog. Den uppträder huvudsakligen i äldre barrskogar så kallade ”bondeskogar” med en lång trädkontinuitet. Minskningstakten uppgår till 15 % inom 50 år och bedöms vara nära gränsvärdet för Sårbar (VU). (A2c+3c+4c). Virkesrika, äldre barrskogar med hög bonitet, på bättre jordar är en bristvara i befintliga, skyddade områden i Sverige och fler örtrika barrskogar med trädkontinuitet måste skyddas i större utsträckning än vad som tidigare gjorts. Områden med odörspindling bör inte gallras eller plockhuggas om inte huggningen efterföljs av skogsbete (SLU Artdatabanken, 2024).</w:t>
       </w:r>
     </w:p>
     <w:p>
@@ -359,7 +401,7 @@
         <w:rPr>
           <w:i/>
         </w:rPr>
-        <w:t>I det avverkningsanmälda skogsområdet har 2 naturvårdsarter varav 2 rödlistade arter sina livsmiljöer och växtplatser.</w:t>
+        <w:t>I det avverkningsanmälda skogsområdet har 6 naturvårdsarter varav 5 rödlistade arter sina livsmiljöer och växtplatser.</w:t>
       </w:r>
     </w:p>
     <w:p>
@@ -674,7 +716,7 @@
     <w:r>
       <w:tab/>
       <w:tab/>
-      <w:t>2026-10-28</w:t>
+      <w:t>2026-10-29</w:t>
       <w:br/>
       <w:br/>
     </w:r>

--- a/klagomål/A 62751-2025 FSC-klagomål.docx
+++ b/klagomål/A 62751-2025 FSC-klagomål.docx
@@ -716,7 +716,7 @@
     <w:r>
       <w:tab/>
       <w:tab/>
-      <w:t>2026-10-29</w:t>
+      <w:t>2026-10-31</w:t>
       <w:br/>
       <w:br/>
     </w:r>
